--- a/JusticiaOrienta_05_Nota_Interna_para_Firma.docx
+++ b/JusticiaOrienta_05_Nota_Interna_para_Firma.docx
@@ -224,7 +224,7 @@
           <w:rFonts w:ascii="Arial" w:hAnsi="Arial"/>
           <w:sz w:val="22"/>
         </w:rPr>
-        <w:t>•  Costo cero: usa personal, canales y señalética ya disponibles. El desarrollo tecnológico se hace con herramientas 100% de código abierto (React, FastAPI, PostgreSQL), sin licencias de pago.</w:t>
+        <w:t>•  Costo cero: usa personal, canales y señalética ya disponibles. El desarrollo tecnológico se hace con herramientas 100% de código abierto (HTML/CSS/JavaScript nativos, FastAPI, PostgreSQL), sin licencias de pago.</w:t>
       </w:r>
     </w:p>
     <w:p>
